--- a/public/gallery/examples/software-engineer/fr/resume.docx
+++ b/public/gallery/examples/software-engineer/fr/resume.docx
@@ -66,7 +66,7 @@
         </w:rPr>
         <w:t xml:space="preserve">📧 </w:t>
       </w:r>
-      <w:hyperlink w:history="1" r:id="rId5qa-enhfkeogzxxumjv3e">
+      <w:hyperlink w:history="1" r:id="rIdrdsz_eon_x-zezvptw-cw">
         <w:r>
           <w:rPr>
             <w:sz w:val="18"/>
@@ -89,7 +89,7 @@
         </w:rPr>
         <w:t xml:space="preserve">🔗 </w:t>
       </w:r>
-      <w:hyperlink w:history="1" r:id="rIdvp2mz4eyatspxlaz3e1be">
+      <w:hyperlink w:history="1" r:id="rIdvbtjqtasshkbdsyi37rj0">
         <w:r>
           <w:rPr>
             <w:sz w:val="18"/>
@@ -124,7 +124,7 @@
         <w:spacing w:after="200" w:line="276"/>
         <w:jc w:val="center"/>
       </w:pPr>
-      <w:hyperlink w:history="1" r:id="rId6le2h_s2axchhl0iveijr">
+      <w:hyperlink w:history="1" r:id="rId7g-te3pjz6ktre2epxdxg">
         <w:r>
           <w:rPr>
             <w:sz w:val="18"/>
@@ -140,7 +140,7 @@
         </w:rPr>
         <w:t xml:space="preserve"> • </w:t>
       </w:r>
-      <w:hyperlink w:history="1" r:id="rIdfddgfsvqv8fmugwihr8x8">
+      <w:hyperlink w:history="1" r:id="rIdfusjuxili4imzugcs58ql">
         <w:r>
           <w:rPr>
             <w:sz w:val="18"/>
@@ -331,7 +331,7 @@
         </w:rPr>
         <w:t xml:space="preserve">	</w:t>
       </w:r>
-      <w:hyperlink w:history="1" r:id="rIdlczwzbby-h8fbvp0tcchk">
+      <w:hyperlink w:history="1" r:id="rIdqwfw6eekmjr-gicge3ar2">
         <w:r>
           <w:rPr>
             <w:sz w:val="18"/>
@@ -494,7 +494,7 @@
         </w:rPr>
         <w:t xml:space="preserve">	</w:t>
       </w:r>
-      <w:hyperlink w:history="1" r:id="rIdgq59fgtkehytjzwmlt1yf">
+      <w:hyperlink w:history="1" r:id="rIdl4lknqaovczzt_xisxc0w">
         <w:r>
           <w:rPr>
             <w:sz w:val="18"/>
@@ -676,7 +676,7 @@
         </w:rPr>
         <w:t xml:space="preserve">	</w:t>
       </w:r>
-      <w:hyperlink w:history="1" r:id="rIddbf82fvlquw_4virwwws2">
+      <w:hyperlink w:history="1" r:id="rIdha5wbxfm-dkremhbehtgp">
         <w:r>
           <w:rPr>
             <w:sz w:val="18"/>
@@ -858,7 +858,7 @@
         </w:rPr>
         <w:t xml:space="preserve">	</w:t>
       </w:r>
-      <w:hyperlink w:history="1" r:id="rIdynlbcjoqmvxmq954_ufaa">
+      <w:hyperlink w:history="1" r:id="rId4yzlsjfvc3jos-vw-l571">
         <w:r>
           <w:rPr>
             <w:sz w:val="18"/>
@@ -1305,7 +1305,7 @@
         </w:rPr>
         <w:t xml:space="preserve">	</w:t>
       </w:r>
-      <w:hyperlink w:history="1" r:id="rIdnlg52z2-wd_jou7xsqlc6">
+      <w:hyperlink w:history="1" r:id="rId-tc9tx2aegw32u_xsvku9">
         <w:r>
           <w:rPr>
             <w:sz w:val="18"/>
@@ -1371,7 +1371,7 @@
         </w:rPr>
         <w:t xml:space="preserve">	</w:t>
       </w:r>
-      <w:hyperlink w:history="1" r:id="rIdcv4nlcoco0zjlzfttrkqs">
+      <w:hyperlink w:history="1" r:id="rId9irfmr8k8dvikjnzjjksy">
         <w:r>
           <w:rPr>
             <w:sz w:val="18"/>
@@ -1456,7 +1456,7 @@
         </w:rPr>
         <w:t xml:space="preserve">	</w:t>
       </w:r>
-      <w:hyperlink w:history="1" r:id="rIdh1yxpaljmn7wudg_cmn5u">
+      <w:hyperlink w:history="1" r:id="rIdtlwbkzbweowi4_l0rzywy">
         <w:r>
           <w:rPr>
             <w:sz w:val="18"/>
@@ -1600,7 +1600,7 @@
         </w:rPr>
         <w:t xml:space="preserve">	</w:t>
       </w:r>
-      <w:hyperlink w:history="1" r:id="rIdse5ntaq94rdj_75g11p1k">
+      <w:hyperlink w:history="1" r:id="rIdffvliuzuaz95ksjgiz5lv">
         <w:r>
           <w:rPr>
             <w:sz w:val="18"/>
@@ -1824,7 +1824,7 @@
         </w:rPr>
         <w:t xml:space="preserve">	</w:t>
       </w:r>
-      <w:hyperlink w:history="1" r:id="rIdyf4i9lhyhkfp4cj-ycetw">
+      <w:hyperlink w:history="1" r:id="rIdmmqb2qp5phjbtcsg-dgxh">
         <w:r>
           <w:rPr>
             <w:sz w:val="18"/>
